--- a/Documentation Project 2 - BrewBuddy Pro (Daan, Jeroen, Omar).docx
+++ b/Documentation Project 2 - BrewBuddy Pro (Daan, Jeroen, Omar).docx
@@ -51,7 +51,7 @@
           <w:bCs/>
           <w:lang w:val="en-US"/>
         </w:rPr>
-        <w:t>1. Running Instructions</w:t>
+        <w:t>Running Instructions</w:t>
       </w:r>
     </w:p>
     <w:p>
@@ -349,10 +349,34 @@
         <w:t>The script is designed to automatically recognize common default filenames from Google Sheets. As a backup, it will also prompt the user to manually enter the filename in the terminal if the automated search fails.</w:t>
       </w:r>
     </w:p>
-    <w:p/>
-    <w:p/>
-    <w:p/>
-    <w:p/>
+    <w:p>
+      <w:pPr>
+        <w:rPr>
+          <w:lang w:val="en-US"/>
+        </w:rPr>
+      </w:pPr>
+    </w:p>
+    <w:p>
+      <w:pPr>
+        <w:rPr>
+          <w:lang w:val="en-US"/>
+        </w:rPr>
+      </w:pPr>
+    </w:p>
+    <w:p>
+      <w:pPr>
+        <w:rPr>
+          <w:lang w:val="en-US"/>
+        </w:rPr>
+      </w:pPr>
+    </w:p>
+    <w:p>
+      <w:pPr>
+        <w:rPr>
+          <w:lang w:val="en-US"/>
+        </w:rPr>
+      </w:pPr>
+    </w:p>
     <w:p>
       <w:pPr>
         <w:rPr>
@@ -368,7 +392,7 @@
           <w:lang w:val="en-US"/>
         </w:rPr>
         <w:lastRenderedPageBreak/>
-        <w:t>2. Project Status</w:t>
+        <w:t>Project Status</w:t>
       </w:r>
     </w:p>
     <w:p>
@@ -556,7 +580,7 @@
           <w:bCs/>
           <w:lang w:val="en-US"/>
         </w:rPr>
-        <w:t>3. Group Members &amp; Task Division</w:t>
+        <w:t>Group Members &amp; Task Division</w:t>
       </w:r>
     </w:p>
     <w:p>
@@ -727,6 +751,9 @@
     </w:p>
     <w:p>
       <w:r>
+        <w:rPr>
+          <w:noProof/>
+        </w:rPr>
         <w:lastRenderedPageBreak/>
         <w:drawing>
           <wp:inline distT="0" distB="0" distL="0" distR="0" wp14:anchorId="5790B04C" wp14:editId="0D4D6691">
@@ -780,7 +807,7 @@
           <w:bCs/>
           <w:lang w:val="en-US"/>
         </w:rPr>
-        <w:t>4. Git / GitHub &amp; Workflow</w:t>
+        <w:t>Git / GitHub &amp; Workflow</w:t>
       </w:r>
     </w:p>
     <w:p>
@@ -867,15 +894,17 @@
     <w:p>
       <w:pPr>
         <w:rPr>
-          <w:lang w:val="en-US"/>
-        </w:rPr>
-      </w:pPr>
-      <w:r>
-        <w:rPr>
           <w:i/>
           <w:iCs/>
           <w:lang w:val="en-US"/>
         </w:rPr>
+      </w:pPr>
+      <w:r>
+        <w:rPr>
+          <w:i/>
+          <w:iCs/>
+          <w:lang w:val="en-US"/>
+        </w:rPr>
         <w:t>(Note: The repository is currently public for grading purposes but will be made private again afterward.)</w:t>
       </w:r>
     </w:p>
@@ -891,66 +920,167 @@
           <w:bCs/>
           <w:lang w:val="en-US"/>
         </w:rPr>
-        <w:t>Workflow Reflection:</w:t>
-      </w:r>
-    </w:p>
-    <w:p>
-      <w:pPr>
-        <w:rPr>
-          <w:lang w:val="en-US"/>
-        </w:rPr>
-      </w:pPr>
-      <w:r>
-        <w:rPr>
-          <w:lang w:val="en-US"/>
-        </w:rPr>
-        <w:t xml:space="preserve">We worked with separate versions that we uploaded manually via commits. To maintain a clear overview, we kept a </w:t>
-      </w:r>
-      <w:r>
-        <w:rPr>
-          <w:lang w:val="en-US"/>
-        </w:rPr>
-        <w:t>c</w:t>
-      </w:r>
-      <w:r>
-        <w:rPr>
-          <w:lang w:val="en-US"/>
-        </w:rPr>
-        <w:t xml:space="preserve">hangelog in the Python script and utilized the GitHub Projects board to track our tasks. This ensured it was always clear who did what and who to ask if we didn't understand a piece of code. We found this overview very helpful. For future projects, we absolutely want to carry this </w:t>
+        <w:t>Process &amp; Approach</w:t>
+      </w:r>
+      <w:r>
+        <w:rPr>
+          <w:lang w:val="en-US"/>
+        </w:rPr>
+        <w:t xml:space="preserve"> Our approach to tackling this assignment evolved significantly as we progressed. Initially, Daan started coding without using the provided base file for reading CSVs. Because the relevant lecture on file I/O had not yet taken place, this required a considerable amount </w:t>
       </w:r>
       <w:proofErr w:type="gramStart"/>
       <w:r>
         <w:rPr>
           <w:lang w:val="en-US"/>
         </w:rPr>
-        <w:t>forward, but</w:t>
+        <w:t>of  research</w:t>
       </w:r>
       <w:proofErr w:type="gramEnd"/>
       <w:r>
         <w:rPr>
           <w:lang w:val="en-US"/>
         </w:rPr>
-        <w:t xml:space="preserve"> integrate it using the official Git workflow (working with proper branches and merges directly).</w:t>
-      </w:r>
-    </w:p>
-    <w:p/>
-    <w:p/>
-    <w:p>
-      <w:pPr>
+        <w:t xml:space="preserve"> and Googling.</w:t>
+      </w:r>
+    </w:p>
+    <w:p>
+      <w:pPr>
+        <w:rPr>
+          <w:lang w:val="en-US"/>
+        </w:rPr>
+      </w:pPr>
+      <w:r>
+        <w:rPr>
+          <w:lang w:val="en-US"/>
+        </w:rPr>
+        <w:t>During a subsequent seminar, we sat down to review our initial code and determine the best path forward. We found the original provided script to be rather complicated to adapt. To make our workflow more efficient, we made the strategic decision to start from scratch, selectively copying only the strictly necessary parts from the original code. This allowed us to build a clean foundation without getting tangled in legacy code we didn't fully understand.</w:t>
+      </w:r>
+    </w:p>
+    <w:p>
+      <w:pPr>
+        <w:rPr>
+          <w:lang w:val="en-US"/>
+        </w:rPr>
+      </w:pPr>
+      <w:r>
+        <w:rPr>
+          <w:lang w:val="en-US"/>
+        </w:rPr>
+        <w:lastRenderedPageBreak/>
+        <w:t xml:space="preserve">With a clean slate, we mapped out our "need-to-haves" versus "nice-to-haves" (such as the API integrations) and divided the tasks. We worked on our sections </w:t>
+      </w:r>
+      <w:proofErr w:type="gramStart"/>
+      <w:r>
+        <w:rPr>
+          <w:lang w:val="en-US"/>
+        </w:rPr>
+        <w:t>separately, but</w:t>
+      </w:r>
+      <w:proofErr w:type="gramEnd"/>
+      <w:r>
+        <w:rPr>
+          <w:lang w:val="en-US"/>
+        </w:rPr>
+        <w:t xml:space="preserve"> continuously built upon each other's code commits. A week later, we held a digital video call to discuss the final integrations, identify any necessary fixes, and set priorities for our remaining time. A major focus of this meeting was brainstorming how to cleanly implement the "multiple rounds" function and </w:t>
+      </w:r>
+      <w:proofErr w:type="gramStart"/>
+      <w:r>
+        <w:rPr>
+          <w:lang w:val="en-US"/>
+        </w:rPr>
+        <w:t>ensuring</w:t>
+      </w:r>
+      <w:proofErr w:type="gramEnd"/>
+      <w:r>
+        <w:rPr>
+          <w:lang w:val="en-US"/>
+        </w:rPr>
+        <w:t xml:space="preserve"> our custom script successfully accounted for duplicate matchings (a feature present in the original code that we needed to properly replicate in our new version).</w:t>
+      </w:r>
+    </w:p>
+    <w:p>
+      <w:pPr>
+        <w:rPr>
+          <w:lang w:val="en-US"/>
+        </w:rPr>
+      </w:pPr>
+    </w:p>
+    <w:p>
+      <w:pPr>
+        <w:rPr>
+          <w:lang w:val="en-US"/>
+        </w:rPr>
+      </w:pPr>
+      <w:r>
         <w:rPr>
           <w:b/>
           <w:bCs/>
           <w:lang w:val="en-US"/>
         </w:rPr>
-      </w:pPr>
-      <w:r>
+        <w:t>Workflow Reflection:</w:t>
+      </w:r>
+    </w:p>
+    <w:p>
+      <w:pPr>
+        <w:rPr>
+          <w:lang w:val="en-US"/>
+        </w:rPr>
+      </w:pPr>
+      <w:r>
+        <w:rPr>
+          <w:lang w:val="en-US"/>
+        </w:rPr>
+        <w:t xml:space="preserve">We worked with separate versions that we uploaded manually via commits. To maintain a clear overview, we kept a </w:t>
+      </w:r>
+      <w:r>
+        <w:rPr>
+          <w:lang w:val="en-US"/>
+        </w:rPr>
+        <w:t>c</w:t>
+      </w:r>
+      <w:r>
+        <w:rPr>
+          <w:lang w:val="en-US"/>
+        </w:rPr>
+        <w:t xml:space="preserve">hangelog in the Python script and utilized the GitHub Projects board to track our tasks. This ensured it was always clear who did what and who to ask if we didn't understand a piece of code. We found this overview very helpful. For future projects, we absolutely want to carry this </w:t>
+      </w:r>
+      <w:proofErr w:type="gramStart"/>
+      <w:r>
+        <w:rPr>
+          <w:lang w:val="en-US"/>
+        </w:rPr>
+        <w:t>forward, but</w:t>
+      </w:r>
+      <w:proofErr w:type="gramEnd"/>
+      <w:r>
+        <w:rPr>
+          <w:lang w:val="en-US"/>
+        </w:rPr>
+        <w:t xml:space="preserve"> integrate it using the official Git workflow (working with proper branches and merges directly).</w:t>
+      </w:r>
+    </w:p>
+    <w:p>
+      <w:pPr>
+        <w:rPr>
+          <w:lang w:val="en-US"/>
+        </w:rPr>
+      </w:pPr>
+    </w:p>
+    <w:p>
+      <w:pPr>
         <w:rPr>
           <w:b/>
           <w:bCs/>
           <w:lang w:val="en-US"/>
         </w:rPr>
-        <w:lastRenderedPageBreak/>
-        <w:t>5. Use of Generative AI</w:t>
+      </w:pPr>
+      <w:r>
+        <w:rPr>
+          <w:b/>
+          <w:bCs/>
+          <w:lang w:val="en-US"/>
+        </w:rPr>
+        <w:t xml:space="preserve"> Use of Generative AI</w:t>
       </w:r>
     </w:p>
     <w:p>
